--- a/zht/docx/219.content.docx
+++ b/zht/docx/219.content.docx
@@ -149,7 +149,7 @@
         <w:rPr>
           <w:lang w:val="zh_TW" w:bidi="zh_TW"/>
         </w:rPr>
-        <w:t>zu</w:t>
+        <w:t>chong</w:t>
       </w:r>
       <w:r>
         <w:rPr>
@@ -212,7 +212,7 @@
         <w:rPr>
           <w:lang w:val="zh_TW" w:bidi="zh_TW"/>
         </w:rPr>
-        <w:t>族長時期</w:t>
+        <w:t>重生</w:t>
       </w:r>
       <w:r>
         <w:rPr>
@@ -231,25 +231,7 @@
         <w:rPr>
           <w:lang w:val="zh_TW" w:bidi="zh_TW"/>
         </w:rPr>
-        <w:t>族長時期，是指聖經中以色列的先祖生活的年代。聖經提到的族長包括：</w:t>
-      </w:r>
-    </w:p>
-    <w:p>
-      <w:pPr>
-        <w:pStyle w:val="ListBullet"/>
-        <w:spacing w:line="240" w:lineRule="auto"/>
-        <w:ind w:left="720"/>
-      </w:pPr>
-      <w:r>
-        <w:rPr>
-          <w:lang w:val="zh_TW" w:bidi="zh_TW"/>
-        </w:rPr>
-      </w:r>
-      <w:r>
-        <w:rPr>
-          <w:lang w:val="zh_TW" w:bidi="zh_TW"/>
-        </w:rPr>
-        <w:t>洪水之前長壽的族長（</w:t>
+        <w:t>屬靈的重生帶來新的開始。它描述了信徒在基督裡的新生命（</w:t>
       </w:r>
       <w:hyperlink r:id="rId13">
         <w:r>
@@ -260,32 +242,14 @@
             <w:color w:val="0000EE"/>
             <w:u w:val="single"/>
           </w:rPr>
-          <w:t>創1–5章</w:t>
+          <w:t>多3:5</w:t>
         </w:r>
       </w:hyperlink>
       <w:r>
         <w:rPr>
           <w:lang w:val="zh_TW" w:bidi="zh_TW"/>
         </w:rPr>
-        <w:t>）</w:t>
-      </w:r>
-    </w:p>
-    <w:p>
-      <w:pPr>
-        <w:pStyle w:val="ListBullet"/>
-        <w:spacing w:line="240" w:lineRule="auto"/>
-        <w:ind w:left="720"/>
-      </w:pPr>
-      <w:r>
-        <w:rPr>
-          <w:lang w:val="zh_TW" w:bidi="zh_TW"/>
-        </w:rPr>
-      </w:r>
-      <w:r>
-        <w:rPr>
-          <w:lang w:val="zh_TW" w:bidi="zh_TW"/>
-        </w:rPr>
-        <w:t>挪亞（</w:t>
+        <w:t>）和基督再來時將開始的復興（</w:t>
       </w:r>
       <w:hyperlink r:id="rId14">
         <w:r>
@@ -296,32 +260,42 @@
             <w:color w:val="0000EE"/>
             <w:u w:val="single"/>
           </w:rPr>
-          <w:t>創世記6–9章</w:t>
+          <w:t>太19:28</w:t>
         </w:r>
       </w:hyperlink>
       <w:r>
         <w:rPr>
           <w:lang w:val="zh_TW" w:bidi="zh_TW"/>
         </w:rPr>
-        <w:t>）</w:t>
+        <w:t>）。在聖經中，這個詞只出現在這兩個地方。然而，這並不意味著這個概念不重要。聖經作者經常使用各種其它詞語和人物來描述同樣的內心更新。</w:t>
       </w:r>
     </w:p>
     <w:p>
-      <w:pPr>
-        <w:pStyle w:val="ListBullet"/>
-        <w:spacing w:line="240" w:lineRule="auto"/>
-        <w:ind w:left="720"/>
-      </w:pPr>
-      <w:r>
-        <w:rPr>
-          <w:lang w:val="zh_TW" w:bidi="zh_TW"/>
-        </w:rPr>
-      </w:r>
-      <w:r>
-        <w:rPr>
-          <w:lang w:val="zh_TW" w:bidi="zh_TW"/>
-        </w:rPr>
-        <w:t>洪水後的族長譜系（</w:t>
+      <w:pPr/>
+      <w:r>
+        <w:rPr>
+          <w:lang w:val="zh_TW" w:bidi="zh_TW"/>
+        </w:rPr>
+      </w:r>
+      <w:r>
+        <w:rPr>
+          <w:lang w:val="zh_TW" w:bidi="zh_TW"/>
+        </w:rPr>
+        <w:t>非宗教作家也談論重生。對於斯多葛（Stoic）哲學家來說，重生意味著回到以前的存在狀態。他們將一年四季的循環稱為重生。然而，對於聖經作者來說，重生意味著更重要的更新。這是一個徹底的新開始，而不是僅僅是恢復以前的狀況。這種更新涉及到個人的重大改變。這是聖靈的工作，打破罪的力量並植入正確的態度和渴望。重生的人會自由而喜樂地遵行神的旨意。</w:t>
+      </w:r>
+    </w:p>
+    <w:p>
+      <w:pPr/>
+      <w:r>
+        <w:rPr>
+          <w:lang w:val="zh_TW" w:bidi="zh_TW"/>
+        </w:rPr>
+      </w:r>
+      <w:r>
+        <w:rPr>
+          <w:lang w:val="zh_TW" w:bidi="zh_TW"/>
+        </w:rPr>
+        <w:t>重生的最終目標是創造一個完全公義且無罪的新天新地（</w:t>
       </w:r>
       <w:hyperlink r:id="rId15">
         <w:r>
@@ -332,28 +306,14 @@
             <w:color w:val="0000EE"/>
             <w:u w:val="single"/>
           </w:rPr>
-          <w:t>創世記10–11章</w:t>
+          <w:t>彼後3:13</w:t>
         </w:r>
       </w:hyperlink>
       <w:r>
         <w:rPr>
           <w:lang w:val="zh_TW" w:bidi="zh_TW"/>
         </w:rPr>
-        <w:t>）</w:t>
-      </w:r>
-    </w:p>
-    <w:p>
-      <w:pPr/>
-      <w:r>
-        <w:rPr>
-          <w:lang w:val="zh_TW" w:bidi="zh_TW"/>
-        </w:rPr>
-      </w:r>
-      <w:r>
-        <w:rPr>
-          <w:lang w:val="zh_TW" w:bidi="zh_TW"/>
-        </w:rPr>
-        <w:t>然而，族長一詞通常特別指亞伯拉罕、以撒和雅各（</w:t>
+        <w:t>）。聖靈在信徒生命中的現今工作正是這未來宇宙重生的預嚐（</w:t>
       </w:r>
       <w:hyperlink r:id="rId16">
         <w:r>
@@ -364,14 +324,14 @@
             <w:color w:val="0000EE"/>
             <w:u w:val="single"/>
           </w:rPr>
-          <w:t>創世記12–36章</w:t>
+          <w:t>弗1:13–14</w:t>
         </w:r>
       </w:hyperlink>
       <w:r>
         <w:rPr>
           <w:lang w:val="zh_TW" w:bidi="zh_TW"/>
         </w:rPr>
-        <w:t>），也包括約瑟（</w:t>
+        <w:t>）。新天新地仍然在未來，但舊約先知所預言的神對祂子民的更新，已經成為現實（</w:t>
       </w:r>
       <w:hyperlink r:id="rId17">
         <w:r>
@@ -382,39 +342,14 @@
             <w:color w:val="0000EE"/>
             <w:u w:val="single"/>
           </w:rPr>
-          <w:t>創世記37–50章</w:t>
+          <w:t>賽65:17</w:t>
         </w:r>
       </w:hyperlink>
       <w:r>
         <w:rPr>
           <w:lang w:val="zh_TW" w:bidi="zh_TW"/>
         </w:rPr>
-        <w:t>）。</w:t>
-      </w:r>
-    </w:p>
-    <w:p>
-      <w:pPr>
-        <w:pStyle w:val="Heading3"/>
-      </w:pPr>
-      <w:r>
-        <w:rPr>
-          <w:lang w:val="zh_TW" w:bidi="zh_TW"/>
-        </w:rPr>
-        <w:t>族長生活在什麼時代？</w:t>
-      </w:r>
-    </w:p>
-    <w:p>
-      <w:pPr/>
-      <w:r>
-        <w:rPr>
-          <w:lang w:val="zh_TW" w:bidi="zh_TW"/>
-        </w:rPr>
-      </w:r>
-      <w:r>
-        <w:rPr>
-          <w:lang w:val="zh_TW" w:bidi="zh_TW"/>
-        </w:rPr>
-        <w:t>族長確切生活的年代難以確定。</w:t>
+        <w:t>，</w:t>
       </w:r>
       <w:hyperlink r:id="rId18">
         <w:r>
@@ -425,38 +360,32 @@
             <w:color w:val="0000EE"/>
             <w:u w:val="single"/>
           </w:rPr>
-          <w:t>創世記十四章1至2節</w:t>
+          <w:t>66:22</w:t>
         </w:r>
       </w:hyperlink>
       <w:r>
         <w:rPr>
           <w:lang w:val="zh_TW" w:bidi="zh_TW"/>
         </w:rPr>
-        <w:t>所提到的諸王，是唯一能作為年代參考的線索。該章確實提到歷史上的人物與地點，但我們無法確定這些王的身分。義大利考古學家在馬爾迪赫遺址（Tell Mardikh；古代稱為「以巴拉」</w:t>
-      </w:r>
-      <w:r>
-        <w:rPr>
-          <w:lang w:val="zh_TW" w:bidi="zh_TW"/>
-        </w:rPr>
-        <w:t>〔</w:t>
-      </w:r>
-      <w:r>
-        <w:rPr>
-          <w:lang w:val="zh_TW" w:bidi="zh_TW"/>
-        </w:rPr>
-        <w:t>Ebla</w:t>
-      </w:r>
-      <w:r>
-        <w:rPr>
-          <w:lang w:val="zh_TW" w:bidi="zh_TW"/>
-        </w:rPr>
-        <w:t>〕</w:t>
-      </w:r>
-      <w:r>
-        <w:rPr>
-          <w:lang w:val="zh_TW" w:bidi="zh_TW"/>
-        </w:rPr>
-        <w:t>）發現的泥板中，記錄了</w:t>
+        <w:t>；</w:t>
+      </w:r>
+      <w:hyperlink r:id="rId15">
+        <w:r>
+          <w:rPr>
+            <w:lang w:val="zh_TW" w:bidi="zh_TW"/>
+          </w:rPr>
+          <w:rPr>
+            <w:color w:val="0000EE"/>
+            <w:u w:val="single"/>
+          </w:rPr>
+          <w:t>彼後3:13</w:t>
+        </w:r>
+      </w:hyperlink>
+      <w:r>
+        <w:rPr>
+          <w:lang w:val="zh_TW" w:bidi="zh_TW"/>
+        </w:rPr>
+        <w:t>；</w:t>
       </w:r>
       <w:hyperlink r:id="rId19">
         <w:r>
@@ -467,14 +396,14 @@
             <w:color w:val="0000EE"/>
             <w:u w:val="single"/>
           </w:rPr>
-          <w:t>創世記十四章2節</w:t>
+          <w:t>啟21:1</w:t>
         </w:r>
       </w:hyperlink>
       <w:r>
         <w:rPr>
           <w:lang w:val="zh_TW" w:bidi="zh_TW"/>
         </w:rPr>
-        <w:t>中所提的「平原諸城」以及其中一位王的名字。然而，這些泥板的年代早於主前二千年，早於亞伯拉罕時代，僅能證明這些城市在亞伯拉罕之前就已存在。</w:t>
+        <w:t>）。</w:t>
       </w:r>
     </w:p>
     <w:p>
@@ -488,25 +417,7 @@
         <w:rPr>
           <w:lang w:val="zh_TW" w:bidi="zh_TW"/>
         </w:rPr>
-        <w:t>這位族長生活在中青銅器時代，可能是在公元前第二千年的早期。當時亞摩利人自西北遷入巴勒斯坦，可分為兩波：</w:t>
-      </w:r>
-    </w:p>
-    <w:p>
-      <w:pPr>
-        <w:pStyle w:val="ListBullet"/>
-        <w:spacing w:line="240" w:lineRule="auto"/>
-        <w:ind w:left="720"/>
-      </w:pPr>
-      <w:r>
-        <w:rPr>
-          <w:lang w:val="zh_TW" w:bidi="zh_TW"/>
-        </w:rPr>
-      </w:r>
-      <w:r>
-        <w:rPr>
-          <w:lang w:val="zh_TW" w:bidi="zh_TW"/>
-        </w:rPr>
-        <w:t>第一波：以臨時帳棚為居所的一群（如亞伯拉罕的朋友亞乃、以實各和幔利，見</w:t>
+        <w:t>信徒現在透過靈命重生的過程，獲得了從神而來的新生命。基督徒是從神生的（</w:t>
       </w:r>
       <w:hyperlink r:id="rId20">
         <w:r>
@@ -517,26 +428,14 @@
             <w:color w:val="0000EE"/>
             <w:u w:val="single"/>
           </w:rPr>
-          <w:t>創14:13）</w:t>
+          <w:t>約1:12–13</w:t>
         </w:r>
       </w:hyperlink>
-    </w:p>
-    <w:p>
-      <w:pPr>
-        <w:pStyle w:val="ListBullet"/>
-        <w:spacing w:line="240" w:lineRule="auto"/>
-        <w:ind w:left="720"/>
-      </w:pPr>
-      <w:r>
-        <w:rPr>
-          <w:lang w:val="zh_TW" w:bidi="zh_TW"/>
-        </w:rPr>
-      </w:r>
-      <w:r>
-        <w:rPr>
-          <w:lang w:val="zh_TW" w:bidi="zh_TW"/>
-        </w:rPr>
-        <w:t>第二波：自敘利亞遷入城市的人群（這些就是亞摩利人，</w:t>
+      <w:r>
+        <w:rPr>
+          <w:lang w:val="zh_TW" w:bidi="zh_TW"/>
+        </w:rPr>
+        <w:t>），唯有藉著靈命的重生，人才能進入神的國度並領受神的聖靈。那些重生進入神家的人，會反映出神公義的品格（</w:t>
       </w:r>
       <w:hyperlink r:id="rId21">
         <w:r>
@@ -547,103 +446,14 @@
             <w:color w:val="0000EE"/>
             <w:u w:val="single"/>
           </w:rPr>
-          <w:t>出3:8</w:t>
+          <w:t>約一2:29</w:t>
         </w:r>
       </w:hyperlink>
       <w:r>
         <w:rPr>
           <w:lang w:val="zh_TW" w:bidi="zh_TW"/>
         </w:rPr>
-        <w:t>）</w:t>
-      </w:r>
-    </w:p>
-    <w:p>
-      <w:pPr/>
-      <w:r>
-        <w:rPr>
-          <w:lang w:val="zh_TW" w:bidi="zh_TW"/>
-        </w:rPr>
-      </w:r>
-      <w:r>
-        <w:rPr>
-          <w:lang w:val="zh_TW" w:bidi="zh_TW"/>
-        </w:rPr>
-        <w:t>族長的社會有兩種類型：</w:t>
-      </w:r>
-    </w:p>
-    <w:p>
-      <w:pPr>
-        <w:pStyle w:val="ListBullet"/>
-        <w:spacing w:line="240" w:lineRule="auto"/>
-        <w:ind w:left="720"/>
-      </w:pPr>
-      <w:r>
-        <w:rPr>
-          <w:lang w:val="zh_TW" w:bidi="zh_TW"/>
-        </w:rPr>
-      </w:r>
-      <w:r>
-        <w:rPr>
-          <w:lang w:val="zh_TW" w:bidi="zh_TW"/>
-        </w:rPr>
-        <w:t>城市社群</w:t>
-      </w:r>
-    </w:p>
-    <w:p>
-      <w:pPr>
-        <w:pStyle w:val="ListBullet"/>
-        <w:spacing w:line="240" w:lineRule="auto"/>
-        <w:ind w:left="720"/>
-      </w:pPr>
-      <w:r>
-        <w:rPr>
-          <w:lang w:val="zh_TW" w:bidi="zh_TW"/>
-        </w:rPr>
-      </w:r>
-      <w:r>
-        <w:rPr>
-          <w:lang w:val="zh_TW" w:bidi="zh_TW"/>
-        </w:rPr>
-        <w:t>鄉村社群（或半游牧部族），在城市周圍遷徙</w:t>
-      </w:r>
-    </w:p>
-    <w:p>
-      <w:pPr/>
-      <w:r>
-        <w:rPr>
-          <w:lang w:val="zh_TW" w:bidi="zh_TW"/>
-        </w:rPr>
-      </w:r>
-      <w:r>
-        <w:rPr>
-          <w:lang w:val="zh_TW" w:bidi="zh_TW"/>
-        </w:rPr>
-        <w:t>約瑟生活在埃及，但聖經並未告訴我們那位法老的名字。</w:t>
-      </w:r>
-    </w:p>
-    <w:p>
-      <w:pPr>
-        <w:pStyle w:val="Heading3"/>
-      </w:pPr>
-      <w:r>
-        <w:rPr>
-          <w:lang w:val="zh_TW" w:bidi="zh_TW"/>
-        </w:rPr>
-        <w:t>族長住在哪裡？</w:t>
-      </w:r>
-    </w:p>
-    <w:p>
-      <w:pPr/>
-      <w:r>
-        <w:rPr>
-          <w:lang w:val="zh_TW" w:bidi="zh_TW"/>
-        </w:rPr>
-      </w:r>
-      <w:r>
-        <w:rPr>
-          <w:lang w:val="zh_TW" w:bidi="zh_TW"/>
-        </w:rPr>
-        <w:t>族長歷史涵蓋極廣的地理範圍，跨越數百英里。亞伯拉罕最初居住在吾珥，那是靠近波斯灣的古代蘇美（Sumer）城邦。然後他遷到北方的哈蘭，位於底格里斯河（Tigris）與幼發拉底河（Euphrates）之間。他從那裡向西南前往巴勒斯坦，期間又曾兩度回到哈蘭，也兩度下到埃及。即使在巴勒斯坦境內，族長也不斷遷徙，主要是沿著山地南北往來，有時會到跨過海岸到外約旦（Transjordan，約旦河東邊）。有些人融入城市文化（如羅得；</w:t>
+        <w:t>）。他們擺脫了習慣性的罪（</w:t>
       </w:r>
       <w:hyperlink r:id="rId22">
         <w:r>
@@ -654,14 +464,14 @@
             <w:color w:val="0000EE"/>
             <w:u w:val="single"/>
           </w:rPr>
-          <w:t>創13:12</w:t>
+          <w:t>3:9</w:t>
         </w:r>
       </w:hyperlink>
       <w:r>
         <w:rPr>
           <w:lang w:val="zh_TW" w:bidi="zh_TW"/>
         </w:rPr>
-        <w:t>），而其他人則移居到曠野（如以實瑪利；</w:t>
+        <w:t>，</w:t>
       </w:r>
       <w:hyperlink r:id="rId23">
         <w:r>
@@ -672,14 +482,14 @@
             <w:color w:val="0000EE"/>
             <w:u w:val="single"/>
           </w:rPr>
-          <w:t>創25:18</w:t>
+          <w:t>5:18</w:t>
         </w:r>
       </w:hyperlink>
       <w:r>
         <w:rPr>
           <w:lang w:val="zh_TW" w:bidi="zh_TW"/>
         </w:rPr>
-        <w:t>或以掃；</w:t>
+        <w:t>）。在</w:t>
       </w:r>
       <w:hyperlink r:id="rId24">
         <w:r>
@@ -690,43 +500,14 @@
             <w:color w:val="0000EE"/>
             <w:u w:val="single"/>
           </w:rPr>
-          <w:t>36:6</w:t>
+          <w:t>雅各書一章18節</w:t>
         </w:r>
       </w:hyperlink>
       <w:r>
         <w:rPr>
           <w:lang w:val="zh_TW" w:bidi="zh_TW"/>
         </w:rPr>
-        <w:t>–</w:t>
-      </w:r>
-      <w:hyperlink r:id="rId24">
-        <w:r>
-          <w:rPr>
-            <w:lang w:val="zh_TW" w:bidi="zh_TW"/>
-          </w:rPr>
-          <w:rPr>
-            <w:color w:val="0000EE"/>
-            <w:u w:val="single"/>
-          </w:rPr>
-          <w:t>8</w:t>
-        </w:r>
-      </w:hyperlink>
-      <w:r>
-        <w:rPr>
-          <w:lang w:val="zh_TW" w:bidi="zh_TW"/>
-        </w:rPr>
-        <w:t>）。</w:t>
-      </w:r>
-    </w:p>
-    <w:p>
-      <w:pPr>
-        <w:pStyle w:val="Heading3"/>
-      </w:pPr>
-      <w:r>
-        <w:rPr>
-          <w:lang w:val="zh_TW" w:bidi="zh_TW"/>
-        </w:rPr>
-        <w:t>為什麼族長如此重要？</w:t>
+        <w:t>中，這個重生過程歸因於神話語的大能。</w:t>
       </w:r>
     </w:p>
     <w:p>
@@ -740,7 +521,7 @@
         <w:rPr>
           <w:lang w:val="zh_TW" w:bidi="zh_TW"/>
         </w:rPr>
-        <w:t>族長在神的救贖計畫中具有核心地位。始於亞伯拉罕，族長引向基督降臨的救恩（</w:t>
+        <w:t>耶穌將這個重生的隱喻延伸，耶穌教導尼哥德慕，重生或從上而生的是進入神國的先決條件。那些重生的人擁有活潑的盼望（</w:t>
       </w:r>
       <w:hyperlink r:id="rId25">
         <w:r>
@@ -751,14 +532,14 @@
             <w:color w:val="0000EE"/>
             <w:u w:val="single"/>
           </w:rPr>
-          <w:t>約8:56</w:t>
+          <w:t>彼前1:3</w:t>
         </w:r>
       </w:hyperlink>
       <w:r>
         <w:rPr>
           <w:lang w:val="zh_TW" w:bidi="zh_TW"/>
         </w:rPr>
-        <w:t>）。當然，神的救贖計畫早在創世記前幾章就已展開，但祂在</w:t>
+        <w:t>）。同樣，這重生是藉著神話語的大能實現的（</w:t>
       </w:r>
       <w:hyperlink r:id="rId26">
         <w:r>
@@ -769,14 +550,28 @@
             <w:color w:val="0000EE"/>
             <w:u w:val="single"/>
           </w:rPr>
-          <w:t>創世記十二章1至3節</w:t>
+          <w:t>23</w:t>
         </w:r>
       </w:hyperlink>
       <w:r>
         <w:rPr>
           <w:lang w:val="zh_TW" w:bidi="zh_TW"/>
         </w:rPr>
-        <w:t>中對亞伯拉罕的呼召變得清晰，並透過所有族長的生命繼續推展。聖經多次稱呼祂為「亞伯拉罕的神、以撒的神和雅各的神」，就是因為神在族長身上的啟示，將成為往後一切的基礎。新約中，基督徒也稱亞伯拉罕為他們的「父」（</w:t>
+        <w:t>節）。</w:t>
+      </w:r>
+    </w:p>
+    <w:p>
+      <w:pPr/>
+      <w:r>
+        <w:rPr>
+          <w:lang w:val="zh_TW" w:bidi="zh_TW"/>
+        </w:rPr>
+      </w:r>
+      <w:r>
+        <w:rPr>
+          <w:lang w:val="zh_TW" w:bidi="zh_TW"/>
+        </w:rPr>
+        <w:t>初次重生的經歷之後，基督徒的生命會持續經歷更新。新生的信徒應當愛慕神的話語像純淨的靈奶，才能逐漸成長（</w:t>
       </w:r>
       <w:hyperlink r:id="rId27">
         <w:r>
@@ -787,7 +582,79 @@
             <w:color w:val="0000EE"/>
             <w:u w:val="single"/>
           </w:rPr>
-          <w:t>羅4:16</w:t>
+          <w:t>彼前2:2</w:t>
+        </w:r>
+      </w:hyperlink>
+      <w:r>
+        <w:rPr>
+          <w:lang w:val="zh_TW" w:bidi="zh_TW"/>
+        </w:rPr>
+        <w:t>）。保羅命令信徒藉著心意更新而變化（</w:t>
+      </w:r>
+      <w:hyperlink r:id="rId28">
+        <w:r>
+          <w:rPr>
+            <w:lang w:val="zh_TW" w:bidi="zh_TW"/>
+          </w:rPr>
+          <w:rPr>
+            <w:color w:val="0000EE"/>
+            <w:u w:val="single"/>
+          </w:rPr>
+          <w:t>羅12:2</w:t>
+        </w:r>
+      </w:hyperlink>
+      <w:r>
+        <w:rPr>
+          <w:lang w:val="zh_TW" w:bidi="zh_TW"/>
+        </w:rPr>
+        <w:t>；</w:t>
+      </w:r>
+      <w:hyperlink r:id="rId29">
+        <w:r>
+          <w:rPr>
+            <w:lang w:val="zh_TW" w:bidi="zh_TW"/>
+          </w:rPr>
+          <w:rPr>
+            <w:color w:val="0000EE"/>
+            <w:u w:val="single"/>
+          </w:rPr>
+          <w:t>弗4:23</w:t>
+        </w:r>
+      </w:hyperlink>
+      <w:r>
+        <w:rPr>
+          <w:lang w:val="zh_TW" w:bidi="zh_TW"/>
+        </w:rPr>
+        <w:t>）。新人處於不斷更新的過程中（</w:t>
+      </w:r>
+      <w:hyperlink r:id="rId30">
+        <w:r>
+          <w:rPr>
+            <w:lang w:val="zh_TW" w:bidi="zh_TW"/>
+          </w:rPr>
+          <w:rPr>
+            <w:color w:val="0000EE"/>
+            <w:u w:val="single"/>
+          </w:rPr>
+          <w:t>西3:10</w:t>
+        </w:r>
+      </w:hyperlink>
+      <w:r>
+        <w:rPr>
+          <w:lang w:val="zh_TW" w:bidi="zh_TW"/>
+        </w:rPr>
+        <w:t>），內在的自我每天都在更新（</w:t>
+      </w:r>
+      <w:hyperlink r:id="rId31">
+        <w:r>
+          <w:rPr>
+            <w:lang w:val="zh_TW" w:bidi="zh_TW"/>
+          </w:rPr>
+          <w:rPr>
+            <w:color w:val="0000EE"/>
+            <w:u w:val="single"/>
+          </w:rPr>
+          <w:t>林後4:16</w:t>
         </w:r>
       </w:hyperlink>
       <w:r>
@@ -806,6 +673,110 @@
       </w:r>
       <w:r>
         <w:rPr>
+          <w:lang w:val="zh_TW" w:bidi="zh_TW"/>
+        </w:rPr>
+        <w:t>重生的現實結果是一個新的人或新造的人，舊事已過，一切都變成新的（</w:t>
+      </w:r>
+      <w:hyperlink r:id="rId32">
+        <w:r>
+          <w:rPr>
+            <w:lang w:val="zh_TW" w:bidi="zh_TW"/>
+          </w:rPr>
+          <w:rPr>
+            <w:color w:val="0000EE"/>
+            <w:u w:val="single"/>
+          </w:rPr>
+          <w:t>林後5:17</w:t>
+        </w:r>
+      </w:hyperlink>
+      <w:r>
+        <w:rPr>
+          <w:lang w:val="zh_TW" w:bidi="zh_TW"/>
+        </w:rPr>
+        <w:t>）。基督徒生活的目標是這新造的人，而不是表面上參與宗教活動（</w:t>
+      </w:r>
+      <w:hyperlink r:id="rId33">
+        <w:r>
+          <w:rPr>
+            <w:lang w:val="zh_TW" w:bidi="zh_TW"/>
+          </w:rPr>
+          <w:rPr>
+            <w:color w:val="0000EE"/>
+            <w:u w:val="single"/>
+          </w:rPr>
+          <w:t>加6:15</w:t>
+        </w:r>
+      </w:hyperlink>
+      <w:r>
+        <w:rPr>
+          <w:lang w:val="zh_TW" w:bidi="zh_TW"/>
+        </w:rPr>
+        <w:t>）。這涉及到脫去舊人（</w:t>
+      </w:r>
+      <w:hyperlink r:id="rId34">
+        <w:r>
+          <w:rPr>
+            <w:lang w:val="zh_TW" w:bidi="zh_TW"/>
+          </w:rPr>
+          <w:rPr>
+            <w:color w:val="0000EE"/>
+            <w:u w:val="single"/>
+          </w:rPr>
+          <w:t>弗4:22</w:t>
+        </w:r>
+      </w:hyperlink>
+      <w:r>
+        <w:rPr>
+          <w:lang w:val="zh_TW" w:bidi="zh_TW"/>
+        </w:rPr>
+        <w:t>）並穿上新人（</w:t>
+      </w:r>
+      <w:hyperlink r:id="rId35">
+        <w:r>
+          <w:rPr>
+            <w:lang w:val="zh_TW" w:bidi="zh_TW"/>
+          </w:rPr>
+          <w:rPr>
+            <w:color w:val="0000EE"/>
+            <w:u w:val="single"/>
+          </w:rPr>
+          <w:t>24</w:t>
+        </w:r>
+      </w:hyperlink>
+      <w:r>
+        <w:rPr>
+          <w:lang w:val="zh_TW" w:bidi="zh_TW"/>
+        </w:rPr>
+        <w:t>節）。然而，最終這絕不是僅靠人努力的結果。我們是神的工作（</w:t>
+      </w:r>
+      <w:hyperlink r:id="rId36">
+        <w:r>
+          <w:rPr>
+            <w:lang w:val="zh_TW" w:bidi="zh_TW"/>
+          </w:rPr>
+          <w:rPr>
+            <w:color w:val="0000EE"/>
+            <w:u w:val="single"/>
+          </w:rPr>
+          <w:t>2:10</w:t>
+        </w:r>
+      </w:hyperlink>
+      <w:r>
+        <w:rPr>
+          <w:lang w:val="zh_TW" w:bidi="zh_TW"/>
+        </w:rPr>
+        <w:t>）。</w:t>
+      </w:r>
+    </w:p>
+    <w:p>
+      <w:pPr/>
+      <w:r>
+        <w:rPr>
+          <w:lang w:val="zh_TW" w:bidi="zh_TW"/>
+        </w:rPr>
+      </w:r>
+      <w:r>
+        <w:rPr>
           <w:i/>
           <w:lang w:val="zh_TW" w:bidi="zh_TW"/>
         </w:rPr>
@@ -815,7 +786,13 @@
         <w:rPr>
           <w:lang w:val="zh_TW" w:bidi="zh_TW"/>
         </w:rPr>
-        <w:t>亞伯拉罕</w:t>
+        <w:t xml:space="preserve"> </w:t>
+      </w:r>
+      <w:r>
+        <w:rPr>
+          <w:lang w:val="zh_TW" w:bidi="zh_TW"/>
+        </w:rPr>
+        <w:t>贖罪</w:t>
       </w:r>
       <w:r>
         <w:rPr>
@@ -827,7 +804,7 @@
         <w:rPr>
           <w:lang w:val="zh_TW" w:bidi="zh_TW"/>
         </w:rPr>
-        <w:t>聖經年表（舊約）</w:t>
+        <w:t>歸信</w:t>
       </w:r>
       <w:r>
         <w:rPr>
@@ -839,7 +816,7 @@
         <w:rPr>
           <w:lang w:val="zh_TW" w:bidi="zh_TW"/>
         </w:rPr>
-        <w:t>以撒</w:t>
+        <w:t>救贖主、救贖</w:t>
       </w:r>
       <w:r>
         <w:rPr>
@@ -851,7 +828,7 @@
         <w:rPr>
           <w:lang w:val="zh_TW" w:bidi="zh_TW"/>
         </w:rPr>
-        <w:t>以色列歷史</w:t>
+        <w:t>悔改</w:t>
       </w:r>
       <w:r>
         <w:rPr>
@@ -863,19 +840,7 @@
         <w:rPr>
           <w:lang w:val="zh_TW" w:bidi="zh_TW"/>
         </w:rPr>
-        <w:t>雅各 #1</w:t>
-      </w:r>
-      <w:r>
-        <w:rPr>
-          <w:lang w:val="zh_TW" w:bidi="zh_TW"/>
-        </w:rPr>
-        <w:t>；</w:t>
-      </w:r>
-      <w:r>
-        <w:rPr>
-          <w:lang w:val="zh_TW" w:bidi="zh_TW"/>
-        </w:rPr>
-        <w:t>約瑟 #1</w:t>
+        <w:t>救恩</w:t>
       </w:r>
       <w:r>
         <w:rPr>

--- a/zht/docx/219.content.docx
+++ b/zht/docx/219.content.docx
@@ -233,36 +233,24 @@
         </w:rPr>
         <w:t>屬靈的重生帶來新的開始。它描述了信徒在基督裡的新生命（</w:t>
       </w:r>
-      <w:hyperlink r:id="rId13">
-        <w:r>
-          <w:rPr>
-            <w:lang w:val="zh_TW" w:bidi="zh_TW"/>
-          </w:rPr>
-          <w:rPr>
-            <w:color w:val="0000EE"/>
-            <w:u w:val="single"/>
-          </w:rPr>
-          <w:t>多3:5</w:t>
-        </w:r>
-      </w:hyperlink>
+      <w:r>
+        <w:rPr>
+          <w:lang w:val="zh_TW" w:bidi="zh_TW"/>
+        </w:rPr>
+        <w:t>多3:5</w:t>
+      </w:r>
       <w:r>
         <w:rPr>
           <w:lang w:val="zh_TW" w:bidi="zh_TW"/>
         </w:rPr>
         <w:t>）和基督再來時將開始的復興（</w:t>
       </w:r>
-      <w:hyperlink r:id="rId14">
-        <w:r>
-          <w:rPr>
-            <w:lang w:val="zh_TW" w:bidi="zh_TW"/>
-          </w:rPr>
-          <w:rPr>
-            <w:color w:val="0000EE"/>
-            <w:u w:val="single"/>
-          </w:rPr>
-          <w:t>太19:28</w:t>
-        </w:r>
-      </w:hyperlink>
+      <w:r>
+        <w:rPr>
+          <w:lang w:val="zh_TW" w:bidi="zh_TW"/>
+        </w:rPr>
+        <w:t>太19:28</w:t>
+      </w:r>
       <w:r>
         <w:rPr>
           <w:lang w:val="zh_TW" w:bidi="zh_TW"/>
@@ -297,108 +285,72 @@
         </w:rPr>
         <w:t>重生的最終目標是創造一個完全公義且無罪的新天新地（</w:t>
       </w:r>
-      <w:hyperlink r:id="rId15">
-        <w:r>
-          <w:rPr>
-            <w:lang w:val="zh_TW" w:bidi="zh_TW"/>
-          </w:rPr>
-          <w:rPr>
-            <w:color w:val="0000EE"/>
-            <w:u w:val="single"/>
-          </w:rPr>
-          <w:t>彼後3:13</w:t>
-        </w:r>
-      </w:hyperlink>
+      <w:r>
+        <w:rPr>
+          <w:lang w:val="zh_TW" w:bidi="zh_TW"/>
+        </w:rPr>
+        <w:t>彼後3:13</w:t>
+      </w:r>
       <w:r>
         <w:rPr>
           <w:lang w:val="zh_TW" w:bidi="zh_TW"/>
         </w:rPr>
         <w:t>）。聖靈在信徒生命中的現今工作正是這未來宇宙重生的預嚐（</w:t>
       </w:r>
-      <w:hyperlink r:id="rId16">
-        <w:r>
-          <w:rPr>
-            <w:lang w:val="zh_TW" w:bidi="zh_TW"/>
-          </w:rPr>
-          <w:rPr>
-            <w:color w:val="0000EE"/>
-            <w:u w:val="single"/>
-          </w:rPr>
-          <w:t>弗1:13–14</w:t>
-        </w:r>
-      </w:hyperlink>
+      <w:r>
+        <w:rPr>
+          <w:lang w:val="zh_TW" w:bidi="zh_TW"/>
+        </w:rPr>
+        <w:t>弗1:13–14</w:t>
+      </w:r>
       <w:r>
         <w:rPr>
           <w:lang w:val="zh_TW" w:bidi="zh_TW"/>
         </w:rPr>
         <w:t>）。新天新地仍然在未來，但舊約先知所預言的神對祂子民的更新，已經成為現實（</w:t>
       </w:r>
-      <w:hyperlink r:id="rId17">
-        <w:r>
-          <w:rPr>
-            <w:lang w:val="zh_TW" w:bidi="zh_TW"/>
-          </w:rPr>
-          <w:rPr>
-            <w:color w:val="0000EE"/>
-            <w:u w:val="single"/>
-          </w:rPr>
-          <w:t>賽65:17</w:t>
-        </w:r>
-      </w:hyperlink>
+      <w:r>
+        <w:rPr>
+          <w:lang w:val="zh_TW" w:bidi="zh_TW"/>
+        </w:rPr>
+        <w:t>賽65:17</w:t>
+      </w:r>
       <w:r>
         <w:rPr>
           <w:lang w:val="zh_TW" w:bidi="zh_TW"/>
         </w:rPr>
         <w:t>，</w:t>
       </w:r>
-      <w:hyperlink r:id="rId18">
-        <w:r>
-          <w:rPr>
-            <w:lang w:val="zh_TW" w:bidi="zh_TW"/>
-          </w:rPr>
-          <w:rPr>
-            <w:color w:val="0000EE"/>
-            <w:u w:val="single"/>
-          </w:rPr>
-          <w:t>66:22</w:t>
-        </w:r>
-      </w:hyperlink>
+      <w:r>
+        <w:rPr>
+          <w:lang w:val="zh_TW" w:bidi="zh_TW"/>
+        </w:rPr>
+        <w:t>66:22</w:t>
+      </w:r>
       <w:r>
         <w:rPr>
           <w:lang w:val="zh_TW" w:bidi="zh_TW"/>
         </w:rPr>
         <w:t>；</w:t>
       </w:r>
-      <w:hyperlink r:id="rId15">
-        <w:r>
-          <w:rPr>
-            <w:lang w:val="zh_TW" w:bidi="zh_TW"/>
-          </w:rPr>
-          <w:rPr>
-            <w:color w:val="0000EE"/>
-            <w:u w:val="single"/>
-          </w:rPr>
-          <w:t>彼後3:13</w:t>
-        </w:r>
-      </w:hyperlink>
+      <w:r>
+        <w:rPr>
+          <w:lang w:val="zh_TW" w:bidi="zh_TW"/>
+        </w:rPr>
+        <w:t>彼後3:13</w:t>
+      </w:r>
       <w:r>
         <w:rPr>
           <w:lang w:val="zh_TW" w:bidi="zh_TW"/>
         </w:rPr>
         <w:t>；</w:t>
       </w:r>
-      <w:hyperlink r:id="rId19">
-        <w:r>
-          <w:rPr>
-            <w:lang w:val="zh_TW" w:bidi="zh_TW"/>
-          </w:rPr>
-          <w:rPr>
-            <w:color w:val="0000EE"/>
-            <w:u w:val="single"/>
-          </w:rPr>
-          <w:t>啟21:1</w:t>
-        </w:r>
-      </w:hyperlink>
+      <w:r>
+        <w:rPr>
+          <w:lang w:val="zh_TW" w:bidi="zh_TW"/>
+        </w:rPr>
+        <w:t>啟21:1</w:t>
+      </w:r>
       <w:r>
         <w:rPr>
           <w:lang w:val="zh_TW" w:bidi="zh_TW"/>
@@ -419,90 +371,60 @@
         </w:rPr>
         <w:t>信徒現在透過靈命重生的過程，獲得了從神而來的新生命。基督徒是從神生的（</w:t>
       </w:r>
-      <w:hyperlink r:id="rId20">
-        <w:r>
-          <w:rPr>
-            <w:lang w:val="zh_TW" w:bidi="zh_TW"/>
-          </w:rPr>
-          <w:rPr>
-            <w:color w:val="0000EE"/>
-            <w:u w:val="single"/>
-          </w:rPr>
-          <w:t>約1:12–13</w:t>
-        </w:r>
-      </w:hyperlink>
+      <w:r>
+        <w:rPr>
+          <w:lang w:val="zh_TW" w:bidi="zh_TW"/>
+        </w:rPr>
+        <w:t>約1:12–13</w:t>
+      </w:r>
       <w:r>
         <w:rPr>
           <w:lang w:val="zh_TW" w:bidi="zh_TW"/>
         </w:rPr>
         <w:t>），唯有藉著靈命的重生，人才能進入神的國度並領受神的聖靈。那些重生進入神家的人，會反映出神公義的品格（</w:t>
       </w:r>
-      <w:hyperlink r:id="rId21">
-        <w:r>
-          <w:rPr>
-            <w:lang w:val="zh_TW" w:bidi="zh_TW"/>
-          </w:rPr>
-          <w:rPr>
-            <w:color w:val="0000EE"/>
-            <w:u w:val="single"/>
-          </w:rPr>
-          <w:t>約一2:29</w:t>
-        </w:r>
-      </w:hyperlink>
+      <w:r>
+        <w:rPr>
+          <w:lang w:val="zh_TW" w:bidi="zh_TW"/>
+        </w:rPr>
+        <w:t>約一2:29</w:t>
+      </w:r>
       <w:r>
         <w:rPr>
           <w:lang w:val="zh_TW" w:bidi="zh_TW"/>
         </w:rPr>
         <w:t>）。他們擺脫了習慣性的罪（</w:t>
       </w:r>
-      <w:hyperlink r:id="rId22">
-        <w:r>
-          <w:rPr>
-            <w:lang w:val="zh_TW" w:bidi="zh_TW"/>
-          </w:rPr>
-          <w:rPr>
-            <w:color w:val="0000EE"/>
-            <w:u w:val="single"/>
-          </w:rPr>
-          <w:t>3:9</w:t>
-        </w:r>
-      </w:hyperlink>
+      <w:r>
+        <w:rPr>
+          <w:lang w:val="zh_TW" w:bidi="zh_TW"/>
+        </w:rPr>
+        <w:t>3:9</w:t>
+      </w:r>
       <w:r>
         <w:rPr>
           <w:lang w:val="zh_TW" w:bidi="zh_TW"/>
         </w:rPr>
         <w:t>，</w:t>
       </w:r>
-      <w:hyperlink r:id="rId23">
-        <w:r>
-          <w:rPr>
-            <w:lang w:val="zh_TW" w:bidi="zh_TW"/>
-          </w:rPr>
-          <w:rPr>
-            <w:color w:val="0000EE"/>
-            <w:u w:val="single"/>
-          </w:rPr>
-          <w:t>5:18</w:t>
-        </w:r>
-      </w:hyperlink>
+      <w:r>
+        <w:rPr>
+          <w:lang w:val="zh_TW" w:bidi="zh_TW"/>
+        </w:rPr>
+        <w:t>5:18</w:t>
+      </w:r>
       <w:r>
         <w:rPr>
           <w:lang w:val="zh_TW" w:bidi="zh_TW"/>
         </w:rPr>
         <w:t>）。在</w:t>
       </w:r>
-      <w:hyperlink r:id="rId24">
-        <w:r>
-          <w:rPr>
-            <w:lang w:val="zh_TW" w:bidi="zh_TW"/>
-          </w:rPr>
-          <w:rPr>
-            <w:color w:val="0000EE"/>
-            <w:u w:val="single"/>
-          </w:rPr>
-          <w:t>雅各書一章18節</w:t>
-        </w:r>
-      </w:hyperlink>
+      <w:r>
+        <w:rPr>
+          <w:lang w:val="zh_TW" w:bidi="zh_TW"/>
+        </w:rPr>
+        <w:t>雅各書一章18節</w:t>
+      </w:r>
       <w:r>
         <w:rPr>
           <w:lang w:val="zh_TW" w:bidi="zh_TW"/>
@@ -523,36 +445,24 @@
         </w:rPr>
         <w:t>耶穌將這個重生的隱喻延伸，耶穌教導尼哥德慕，重生或從上而生的是進入神國的先決條件。那些重生的人擁有活潑的盼望（</w:t>
       </w:r>
-      <w:hyperlink r:id="rId25">
-        <w:r>
-          <w:rPr>
-            <w:lang w:val="zh_TW" w:bidi="zh_TW"/>
-          </w:rPr>
-          <w:rPr>
-            <w:color w:val="0000EE"/>
-            <w:u w:val="single"/>
-          </w:rPr>
-          <w:t>彼前1:3</w:t>
-        </w:r>
-      </w:hyperlink>
+      <w:r>
+        <w:rPr>
+          <w:lang w:val="zh_TW" w:bidi="zh_TW"/>
+        </w:rPr>
+        <w:t>彼前1:3</w:t>
+      </w:r>
       <w:r>
         <w:rPr>
           <w:lang w:val="zh_TW" w:bidi="zh_TW"/>
         </w:rPr>
         <w:t>）。同樣，這重生是藉著神話語的大能實現的（</w:t>
       </w:r>
-      <w:hyperlink r:id="rId26">
-        <w:r>
-          <w:rPr>
-            <w:lang w:val="zh_TW" w:bidi="zh_TW"/>
-          </w:rPr>
-          <w:rPr>
-            <w:color w:val="0000EE"/>
-            <w:u w:val="single"/>
-          </w:rPr>
-          <w:t>23</w:t>
-        </w:r>
-      </w:hyperlink>
+      <w:r>
+        <w:rPr>
+          <w:lang w:val="zh_TW" w:bidi="zh_TW"/>
+        </w:rPr>
+        <w:t>23</w:t>
+      </w:r>
       <w:r>
         <w:rPr>
           <w:lang w:val="zh_TW" w:bidi="zh_TW"/>
@@ -573,90 +483,60 @@
         </w:rPr>
         <w:t>初次重生的經歷之後，基督徒的生命會持續經歷更新。新生的信徒應當愛慕神的話語像純淨的靈奶，才能逐漸成長（</w:t>
       </w:r>
-      <w:hyperlink r:id="rId27">
-        <w:r>
-          <w:rPr>
-            <w:lang w:val="zh_TW" w:bidi="zh_TW"/>
-          </w:rPr>
-          <w:rPr>
-            <w:color w:val="0000EE"/>
-            <w:u w:val="single"/>
-          </w:rPr>
-          <w:t>彼前2:2</w:t>
-        </w:r>
-      </w:hyperlink>
+      <w:r>
+        <w:rPr>
+          <w:lang w:val="zh_TW" w:bidi="zh_TW"/>
+        </w:rPr>
+        <w:t>彼前2:2</w:t>
+      </w:r>
       <w:r>
         <w:rPr>
           <w:lang w:val="zh_TW" w:bidi="zh_TW"/>
         </w:rPr>
         <w:t>）。保羅命令信徒藉著心意更新而變化（</w:t>
       </w:r>
-      <w:hyperlink r:id="rId28">
-        <w:r>
-          <w:rPr>
-            <w:lang w:val="zh_TW" w:bidi="zh_TW"/>
-          </w:rPr>
-          <w:rPr>
-            <w:color w:val="0000EE"/>
-            <w:u w:val="single"/>
-          </w:rPr>
-          <w:t>羅12:2</w:t>
-        </w:r>
-      </w:hyperlink>
+      <w:r>
+        <w:rPr>
+          <w:lang w:val="zh_TW" w:bidi="zh_TW"/>
+        </w:rPr>
+        <w:t>羅12:2</w:t>
+      </w:r>
       <w:r>
         <w:rPr>
           <w:lang w:val="zh_TW" w:bidi="zh_TW"/>
         </w:rPr>
         <w:t>；</w:t>
       </w:r>
-      <w:hyperlink r:id="rId29">
-        <w:r>
-          <w:rPr>
-            <w:lang w:val="zh_TW" w:bidi="zh_TW"/>
-          </w:rPr>
-          <w:rPr>
-            <w:color w:val="0000EE"/>
-            <w:u w:val="single"/>
-          </w:rPr>
-          <w:t>弗4:23</w:t>
-        </w:r>
-      </w:hyperlink>
+      <w:r>
+        <w:rPr>
+          <w:lang w:val="zh_TW" w:bidi="zh_TW"/>
+        </w:rPr>
+        <w:t>弗4:23</w:t>
+      </w:r>
       <w:r>
         <w:rPr>
           <w:lang w:val="zh_TW" w:bidi="zh_TW"/>
         </w:rPr>
         <w:t>）。新人處於不斷更新的過程中（</w:t>
       </w:r>
-      <w:hyperlink r:id="rId30">
-        <w:r>
-          <w:rPr>
-            <w:lang w:val="zh_TW" w:bidi="zh_TW"/>
-          </w:rPr>
-          <w:rPr>
-            <w:color w:val="0000EE"/>
-            <w:u w:val="single"/>
-          </w:rPr>
-          <w:t>西3:10</w:t>
-        </w:r>
-      </w:hyperlink>
+      <w:r>
+        <w:rPr>
+          <w:lang w:val="zh_TW" w:bidi="zh_TW"/>
+        </w:rPr>
+        <w:t>西3:10</w:t>
+      </w:r>
       <w:r>
         <w:rPr>
           <w:lang w:val="zh_TW" w:bidi="zh_TW"/>
         </w:rPr>
         <w:t>），內在的自我每天都在更新（</w:t>
       </w:r>
-      <w:hyperlink r:id="rId31">
-        <w:r>
-          <w:rPr>
-            <w:lang w:val="zh_TW" w:bidi="zh_TW"/>
-          </w:rPr>
-          <w:rPr>
-            <w:color w:val="0000EE"/>
-            <w:u w:val="single"/>
-          </w:rPr>
-          <w:t>林後4:16</w:t>
-        </w:r>
-      </w:hyperlink>
+      <w:r>
+        <w:rPr>
+          <w:lang w:val="zh_TW" w:bidi="zh_TW"/>
+        </w:rPr>
+        <w:t>林後4:16</w:t>
+      </w:r>
       <w:r>
         <w:rPr>
           <w:lang w:val="zh_TW" w:bidi="zh_TW"/>
@@ -677,90 +557,60 @@
         </w:rPr>
         <w:t>重生的現實結果是一個新的人或新造的人，舊事已過，一切都變成新的（</w:t>
       </w:r>
-      <w:hyperlink r:id="rId32">
-        <w:r>
-          <w:rPr>
-            <w:lang w:val="zh_TW" w:bidi="zh_TW"/>
-          </w:rPr>
-          <w:rPr>
-            <w:color w:val="0000EE"/>
-            <w:u w:val="single"/>
-          </w:rPr>
-          <w:t>林後5:17</w:t>
-        </w:r>
-      </w:hyperlink>
+      <w:r>
+        <w:rPr>
+          <w:lang w:val="zh_TW" w:bidi="zh_TW"/>
+        </w:rPr>
+        <w:t>林後5:17</w:t>
+      </w:r>
       <w:r>
         <w:rPr>
           <w:lang w:val="zh_TW" w:bidi="zh_TW"/>
         </w:rPr>
         <w:t>）。基督徒生活的目標是這新造的人，而不是表面上參與宗教活動（</w:t>
       </w:r>
-      <w:hyperlink r:id="rId33">
-        <w:r>
-          <w:rPr>
-            <w:lang w:val="zh_TW" w:bidi="zh_TW"/>
-          </w:rPr>
-          <w:rPr>
-            <w:color w:val="0000EE"/>
-            <w:u w:val="single"/>
-          </w:rPr>
-          <w:t>加6:15</w:t>
-        </w:r>
-      </w:hyperlink>
+      <w:r>
+        <w:rPr>
+          <w:lang w:val="zh_TW" w:bidi="zh_TW"/>
+        </w:rPr>
+        <w:t>加6:15</w:t>
+      </w:r>
       <w:r>
         <w:rPr>
           <w:lang w:val="zh_TW" w:bidi="zh_TW"/>
         </w:rPr>
         <w:t>）。這涉及到脫去舊人（</w:t>
       </w:r>
-      <w:hyperlink r:id="rId34">
-        <w:r>
-          <w:rPr>
-            <w:lang w:val="zh_TW" w:bidi="zh_TW"/>
-          </w:rPr>
-          <w:rPr>
-            <w:color w:val="0000EE"/>
-            <w:u w:val="single"/>
-          </w:rPr>
-          <w:t>弗4:22</w:t>
-        </w:r>
-      </w:hyperlink>
+      <w:r>
+        <w:rPr>
+          <w:lang w:val="zh_TW" w:bidi="zh_TW"/>
+        </w:rPr>
+        <w:t>弗4:22</w:t>
+      </w:r>
       <w:r>
         <w:rPr>
           <w:lang w:val="zh_TW" w:bidi="zh_TW"/>
         </w:rPr>
         <w:t>）並穿上新人（</w:t>
       </w:r>
-      <w:hyperlink r:id="rId35">
-        <w:r>
-          <w:rPr>
-            <w:lang w:val="zh_TW" w:bidi="zh_TW"/>
-          </w:rPr>
-          <w:rPr>
-            <w:color w:val="0000EE"/>
-            <w:u w:val="single"/>
-          </w:rPr>
-          <w:t>24</w:t>
-        </w:r>
-      </w:hyperlink>
+      <w:r>
+        <w:rPr>
+          <w:lang w:val="zh_TW" w:bidi="zh_TW"/>
+        </w:rPr>
+        <w:t>24</w:t>
+      </w:r>
       <w:r>
         <w:rPr>
           <w:lang w:val="zh_TW" w:bidi="zh_TW"/>
         </w:rPr>
         <w:t>節）。然而，最終這絕不是僅靠人努力的結果。我們是神的工作（</w:t>
       </w:r>
-      <w:hyperlink r:id="rId36">
-        <w:r>
-          <w:rPr>
-            <w:lang w:val="zh_TW" w:bidi="zh_TW"/>
-          </w:rPr>
-          <w:rPr>
-            <w:color w:val="0000EE"/>
-            <w:u w:val="single"/>
-          </w:rPr>
-          <w:t>2:10</w:t>
-        </w:r>
-      </w:hyperlink>
+      <w:r>
+        <w:rPr>
+          <w:lang w:val="zh_TW" w:bidi="zh_TW"/>
+        </w:rPr>
+        <w:t>2:10</w:t>
+      </w:r>
       <w:r>
         <w:rPr>
           <w:lang w:val="zh_TW" w:bidi="zh_TW"/>
